--- a/18_DOCX/AUTO_CASES_0017_0020.docx
+++ b/18_DOCX/AUTO_CASES_0017_0020.docx
@@ -7,14 +7,61 @@
         <w:pStyle w:val="Heading1"/>
       </w:pPr>
       <w:r>
-        <w:t>AUTO_CASES_0017_0020 - Quarto lote de estudos de caso AUTO</w:t>
+        <w:t>AUTO_CASES_0017_0020 - Estudos de caso AUTO</w:t>
+      </w:r>
+    </w:p>
+    <w:p/>
+    <w:p>
+      <w:pPr>
+        <w:pStyle w:val="Heading2"/>
+      </w:pPr>
+      <w:r>
+        <w:t>Controle</w:t>
+      </w:r>
+    </w:p>
+    <w:p/>
+    <w:p>
+      <w:pPr>
+        <w:pStyle w:val="ListBullet"/>
+      </w:pPr>
+      <w:r>
+        <w:t>Versão: 0.2</w:t>
       </w:r>
     </w:p>
     <w:p>
+      <w:pPr>
+        <w:pStyle w:val="ListBullet"/>
+      </w:pPr>
       <w:r>
-        <w:t>————————————————————————</w:t>
+        <w:t>Data: 2026-06-26</w:t>
       </w:r>
     </w:p>
+    <w:p>
+      <w:pPr>
+        <w:pStyle w:val="ListBullet"/>
+      </w:pPr>
+      <w:r>
+        <w:t>Autor: JP-BR Insurance Knowledge Base</w:t>
+      </w:r>
+    </w:p>
+    <w:p>
+      <w:pPr>
+        <w:pStyle w:val="ListBullet"/>
+      </w:pPr>
+      <w:r>
+        <w:t>Histórico: Consolidação atualizada com limite comercial/compliance.</w:t>
+      </w:r>
+    </w:p>
+    <w:p/>
+    <w:p>
+      <w:pPr>
+        <w:pStyle w:val="Heading2"/>
+      </w:pPr>
+      <w:r>
+        <w:t>Conteúdo consolidado</w:t>
+      </w:r>
+    </w:p>
+    <w:p/>
     <w:p>
       <w:pPr>
         <w:pStyle w:val="Heading1"/>
@@ -23,6 +70,7 @@
         <w:t>CASE-AUTO-0017 - Cliente escolhe entre pagamento mensal e anual</w:t>
       </w:r>
     </w:p>
+    <w:p/>
     <w:p>
       <w:pPr>
         <w:pStyle w:val="Heading2"/>
@@ -31,12 +79,13 @@
         <w:t>Controle</w:t>
       </w:r>
     </w:p>
+    <w:p/>
     <w:p>
       <w:pPr>
         <w:pStyle w:val="ListBullet"/>
       </w:pPr>
       <w:r>
-        <w:t>Versão: 0.1</w:t>
+        <w:t>Versão: 0.2</w:t>
       </w:r>
     </w:p>
     <w:p>
@@ -60,9 +109,10 @@
         <w:pStyle w:val="ListBullet"/>
       </w:pPr>
       <w:r>
-        <w:t>Histórico: Criação inicial.</w:t>
+        <w:t>Histórico: Criação inicial; inclusão de limite comercial/compliance.</w:t>
       </w:r>
     </w:p>
+    <w:p/>
     <w:p>
       <w:pPr>
         <w:pStyle w:val="Heading2"/>
@@ -71,11 +121,13 @@
         <w:t>Código</w:t>
       </w:r>
     </w:p>
+    <w:p/>
     <w:p>
       <w:r>
         <w:t>CASE-AUTO-0017</w:t>
       </w:r>
     </w:p>
+    <w:p/>
     <w:p>
       <w:pPr>
         <w:pStyle w:val="Heading2"/>
@@ -84,11 +136,13 @@
         <w:t>Produto ou categoria</w:t>
       </w:r>
     </w:p>
+    <w:p/>
     <w:p>
       <w:r>
         <w:t>AUTO</w:t>
       </w:r>
     </w:p>
+    <w:p/>
     <w:p>
       <w:pPr>
         <w:pStyle w:val="Heading2"/>
@@ -97,11 +151,13 @@
         <w:t>Situação</w:t>
       </w:r>
     </w:p>
+    <w:p/>
     <w:p>
       <w:r>
         <w:t>Cliente quer reduzir impacto imediato no orçamento, mas também quer evitar cobranças mensais.</w:t>
       </w:r>
     </w:p>
+    <w:p/>
     <w:p>
       <w:pPr>
         <w:pStyle w:val="Heading2"/>
@@ -110,11 +166,13 @@
         <w:t>Problema</w:t>
       </w:r>
     </w:p>
+    <w:p/>
     <w:p>
       <w:r>
         <w:t>O cliente pode tomar decisão incorreta por não compreender regras de pagamento, validade ou alteração contratual.</w:t>
       </w:r>
     </w:p>
+    <w:p/>
     <w:p>
       <w:pPr>
         <w:pStyle w:val="Heading2"/>
@@ -123,11 +181,13 @@
         <w:t>Análise</w:t>
       </w:r>
     </w:p>
+    <w:p/>
     <w:p>
       <w:r>
         <w:t>A escolha entre 月払 e 年払 deve considerar fluxo de caixa, disponibilidade da seguradora e entendimento do cliente sobre o valor total.</w:t>
       </w:r>
     </w:p>
+    <w:p/>
     <w:p>
       <w:pPr>
         <w:pStyle w:val="Heading2"/>
@@ -136,11 +196,13 @@
         <w:t>Orientação ao corretor</w:t>
       </w:r>
     </w:p>
+    <w:p/>
     <w:p>
       <w:r>
         <w:t>Comparar opções aceitas e explicar que a forma de pagamento faz parte do contrato.</w:t>
       </w:r>
     </w:p>
+    <w:p/>
     <w:p>
       <w:pPr>
         <w:pStyle w:val="Heading2"/>
@@ -149,11 +211,13 @@
         <w:t>Como explicar ao cliente brasileiro</w:t>
       </w:r>
     </w:p>
+    <w:p/>
     <w:p>
       <w:r>
         <w:t>Pagamento mensal divide o valor. Pagamento anual concentra o valor em uma vez. Vamos escolher a opção aceita pela seguradora e mais adequada para você.</w:t>
       </w:r>
     </w:p>
+    <w:p/>
     <w:p>
       <w:pPr>
         <w:pStyle w:val="Heading2"/>
@@ -162,11 +226,28 @@
         <w:t>Resultado esperado</w:t>
       </w:r>
     </w:p>
+    <w:p/>
     <w:p>
       <w:r>
         <w:t>Cliente entende o risco, regulariza a situação e mantém o contrato coerente com a realidade.</w:t>
       </w:r>
     </w:p>
+    <w:p/>
+    <w:p>
+      <w:pPr>
+        <w:pStyle w:val="Heading2"/>
+      </w:pPr>
+      <w:r>
+        <w:t>Limite comercial/compliance</w:t>
+      </w:r>
+    </w:p>
+    <w:p/>
+    <w:p>
+      <w:r>
+        <w:t>O corretor deve usar este caso como orientação de atendimento, sem prometer cobertura, valor, prazo de pagamento, aceitação de responsabilidade ou resultado de análise. A decisão final depende da apólice, documentos, circunstâncias do evento e avaliação da seguradora.</w:t>
+      </w:r>
+    </w:p>
+    <w:p/>
     <w:p>
       <w:pPr>
         <w:pStyle w:val="Heading2"/>
@@ -175,6 +256,7 @@
         <w:t>Termos relacionados</w:t>
       </w:r>
     </w:p>
+    <w:p/>
     <w:p>
       <w:pPr>
         <w:pStyle w:val="ListBullet"/>
@@ -199,6 +281,7 @@
         <w:t>AUTO-0033 - 年払 - Pagamento anual</w:t>
       </w:r>
     </w:p>
+    <w:p/>
     <w:p>
       <w:pPr>
         <w:pStyle w:val="Heading2"/>
@@ -207,6 +290,7 @@
         <w:t>FAQs relacionadas</w:t>
       </w:r>
     </w:p>
+    <w:p/>
     <w:p>
       <w:pPr>
         <w:pStyle w:val="ListBullet"/>
@@ -231,6 +315,7 @@
         <w:t>FAQ-AUTO-0030</w:t>
       </w:r>
     </w:p>
+    <w:p/>
     <w:p>
       <w:pPr>
         <w:pStyle w:val="Heading2"/>
@@ -239,6 +324,7 @@
         <w:t>Diálogos relacionados</w:t>
       </w:r>
     </w:p>
+    <w:p/>
     <w:p>
       <w:pPr>
         <w:pStyle w:val="ListBullet"/>
@@ -247,6 +333,7 @@
         <w:t>DIALOGUE-AUTO-0012</w:t>
       </w:r>
     </w:p>
+    <w:p/>
     <w:p>
       <w:pPr>
         <w:pStyle w:val="Heading2"/>
@@ -255,6 +342,7 @@
         <w:t>Referências cruzadas</w:t>
       </w:r>
     </w:p>
+    <w:p/>
     <w:p>
       <w:pPr>
         <w:pStyle w:val="ListBullet"/>
@@ -311,6 +399,7 @@
         <w:t>DIALOGUE-AUTO-0012</w:t>
       </w:r>
     </w:p>
+    <w:p/>
     <w:p>
       <w:pPr>
         <w:pStyle w:val="Heading2"/>
@@ -319,6 +408,7 @@
         <w:t>Referências</w:t>
       </w:r>
     </w:p>
+    <w:p/>
     <w:p>
       <w:pPr>
         <w:pStyle w:val="ListBullet"/>
@@ -335,6 +425,7 @@
         <w:t>Documento interno: `02_MasterDictionary/AUTO/AUTO-0032.md`</w:t>
       </w:r>
     </w:p>
+    <w:p/>
     <w:p>
       <w:pPr>
         <w:pStyle w:val="Heading2"/>
@@ -343,6 +434,7 @@
         <w:t>Tags</w:t>
       </w:r>
     </w:p>
+    <w:p/>
     <w:p>
       <w:pPr>
         <w:pStyle w:val="ListBullet"/>
@@ -375,6 +467,7 @@
         <w:t>contrato</w:t>
       </w:r>
     </w:p>
+    <w:p/>
     <w:p>
       <w:pPr>
         <w:pStyle w:val="Heading2"/>
@@ -383,6 +476,7 @@
         <w:t>Veja também</w:t>
       </w:r>
     </w:p>
+    <w:p/>
     <w:p>
       <w:pPr>
         <w:pStyle w:val="ListBullet"/>
@@ -407,6 +501,7 @@
         <w:t>`14_FAQ/AUTO/FAQ-AUTO-0030.md`</w:t>
       </w:r>
     </w:p>
+    <w:p/>
     <w:p>
       <w:pPr>
         <w:pStyle w:val="Heading2"/>
@@ -415,6 +510,7 @@
         <w:t>Histórico de revisão</w:t>
       </w:r>
     </w:p>
+    <w:p/>
     <w:p>
       <w:r>
         <w:t>| Data | Versão | Autor | Alteração |</w:t>
@@ -432,9 +528,16 @@
     </w:p>
     <w:p>
       <w:r>
-        <w:t>————————————————————————</w:t>
+        <w:t>| 2026-06-26 | 0.2 | JP-BR Insurance Knowledge Base | Inclusão de limite comercial/compliance para uso seguro em atendimento e NotebookLM. |</w:t>
       </w:r>
     </w:p>
+    <w:p/>
+    <w:p>
+      <w:r>
+        <w:br w:type="page"/>
+      </w:r>
+    </w:p>
+    <w:p/>
     <w:p>
       <w:pPr>
         <w:pStyle w:val="Heading1"/>
@@ -443,6 +546,7 @@
         <w:t>CASE-AUTO-0018 - Falha no débito em conta ou cartão de crédito</w:t>
       </w:r>
     </w:p>
+    <w:p/>
     <w:p>
       <w:pPr>
         <w:pStyle w:val="Heading2"/>
@@ -451,12 +555,13 @@
         <w:t>Controle</w:t>
       </w:r>
     </w:p>
+    <w:p/>
     <w:p>
       <w:pPr>
         <w:pStyle w:val="ListBullet"/>
       </w:pPr>
       <w:r>
-        <w:t>Versão: 0.1</w:t>
+        <w:t>Versão: 0.2</w:t>
       </w:r>
     </w:p>
     <w:p>
@@ -480,9 +585,10 @@
         <w:pStyle w:val="ListBullet"/>
       </w:pPr>
       <w:r>
-        <w:t>Histórico: Criação inicial.</w:t>
+        <w:t>Histórico: Criação inicial; inclusão de limite comercial/compliance.</w:t>
       </w:r>
     </w:p>
+    <w:p/>
     <w:p>
       <w:pPr>
         <w:pStyle w:val="Heading2"/>
@@ -491,11 +597,13 @@
         <w:t>Código</w:t>
       </w:r>
     </w:p>
+    <w:p/>
     <w:p>
       <w:r>
         <w:t>CASE-AUTO-0018</w:t>
       </w:r>
     </w:p>
+    <w:p/>
     <w:p>
       <w:pPr>
         <w:pStyle w:val="Heading2"/>
@@ -504,11 +612,13 @@
         <w:t>Produto ou categoria</w:t>
       </w:r>
     </w:p>
+    <w:p/>
     <w:p>
       <w:r>
         <w:t>AUTO</w:t>
       </w:r>
     </w:p>
+    <w:p/>
     <w:p>
       <w:pPr>
         <w:pStyle w:val="Heading2"/>
@@ -517,11 +627,13 @@
         <w:t>Situação</w:t>
       </w:r>
     </w:p>
+    <w:p/>
     <w:p>
       <w:r>
         <w:t>Cliente acredita que o seguro foi pago, mas a cobrança automática falhou.</w:t>
       </w:r>
     </w:p>
+    <w:p/>
     <w:p>
       <w:pPr>
         <w:pStyle w:val="Heading2"/>
@@ -530,11 +642,13 @@
         <w:t>Problema</w:t>
       </w:r>
     </w:p>
+    <w:p/>
     <w:p>
       <w:r>
         <w:t>O cliente pode tomar decisão incorreta por não compreender regras de pagamento, validade ou alteração contratual.</w:t>
       </w:r>
     </w:p>
+    <w:p/>
     <w:p>
       <w:pPr>
         <w:pStyle w:val="Heading2"/>
@@ -543,11 +657,13 @@
         <w:t>Análise</w:t>
       </w:r>
     </w:p>
+    <w:p/>
     <w:p>
       <w:r>
         <w:t>Falha em 口座振替 ou クレジットカード払 pode exigir regularização rápida. A data limite de pagamento deve ser confirmada.</w:t>
       </w:r>
     </w:p>
+    <w:p/>
     <w:p>
       <w:pPr>
         <w:pStyle w:val="Heading2"/>
@@ -556,11 +672,13 @@
         <w:t>Orientação ao corretor</w:t>
       </w:r>
     </w:p>
+    <w:p/>
     <w:p>
       <w:r>
         <w:t>Confirmar motivo da falha, prazo, forma de regularização e comunicação da seguradora.</w:t>
       </w:r>
     </w:p>
+    <w:p/>
     <w:p>
       <w:pPr>
         <w:pStyle w:val="Heading2"/>
@@ -569,11 +687,13 @@
         <w:t>Como explicar ao cliente brasileiro</w:t>
       </w:r>
     </w:p>
+    <w:p/>
     <w:p>
       <w:r>
         <w:t>A cobrança automática pode falhar. Precisamos confirmar o motivo e regularizar antes que isso prejudique o contrato.</w:t>
       </w:r>
     </w:p>
+    <w:p/>
     <w:p>
       <w:pPr>
         <w:pStyle w:val="Heading2"/>
@@ -582,11 +702,28 @@
         <w:t>Resultado esperado</w:t>
       </w:r>
     </w:p>
+    <w:p/>
     <w:p>
       <w:r>
         <w:t>Cliente entende o risco, regulariza a situação e mantém o contrato coerente com a realidade.</w:t>
       </w:r>
     </w:p>
+    <w:p/>
+    <w:p>
+      <w:pPr>
+        <w:pStyle w:val="Heading2"/>
+      </w:pPr>
+      <w:r>
+        <w:t>Limite comercial/compliance</w:t>
+      </w:r>
+    </w:p>
+    <w:p/>
+    <w:p>
+      <w:r>
+        <w:t>O corretor deve usar este caso como orientação de atendimento, sem prometer cobertura, valor, prazo de pagamento, aceitação de responsabilidade ou resultado de análise. A decisão final depende da apólice, documentos, circunstâncias do evento e avaliação da seguradora.</w:t>
+      </w:r>
+    </w:p>
+    <w:p/>
     <w:p>
       <w:pPr>
         <w:pStyle w:val="Heading2"/>
@@ -595,6 +732,7 @@
         <w:t>Termos relacionados</w:t>
       </w:r>
     </w:p>
+    <w:p/>
     <w:p>
       <w:pPr>
         <w:pStyle w:val="ListBullet"/>
@@ -619,6 +757,7 @@
         <w:t>AUTO-0036 - 払込期日 - Data limite de pagamento</w:t>
       </w:r>
     </w:p>
+    <w:p/>
     <w:p>
       <w:pPr>
         <w:pStyle w:val="Heading2"/>
@@ -627,6 +766,7 @@
         <w:t>FAQs relacionadas</w:t>
       </w:r>
     </w:p>
+    <w:p/>
     <w:p>
       <w:pPr>
         <w:pStyle w:val="ListBullet"/>
@@ -651,6 +791,7 @@
         <w:t>FAQ-AUTO-0033</w:t>
       </w:r>
     </w:p>
+    <w:p/>
     <w:p>
       <w:pPr>
         <w:pStyle w:val="Heading2"/>
@@ -659,6 +800,7 @@
         <w:t>Diálogos relacionados</w:t>
       </w:r>
     </w:p>
+    <w:p/>
     <w:p>
       <w:pPr>
         <w:pStyle w:val="ListBullet"/>
@@ -667,6 +809,7 @@
         <w:t>DIALOGUE-AUTO-0013</w:t>
       </w:r>
     </w:p>
+    <w:p/>
     <w:p>
       <w:pPr>
         <w:pStyle w:val="Heading2"/>
@@ -675,6 +818,7 @@
         <w:t>Referências cruzadas</w:t>
       </w:r>
     </w:p>
+    <w:p/>
     <w:p>
       <w:pPr>
         <w:pStyle w:val="ListBullet"/>
@@ -731,6 +875,7 @@
         <w:t>DIALOGUE-AUTO-0013</w:t>
       </w:r>
     </w:p>
+    <w:p/>
     <w:p>
       <w:pPr>
         <w:pStyle w:val="Heading2"/>
@@ -739,6 +884,7 @@
         <w:t>Referências</w:t>
       </w:r>
     </w:p>
+    <w:p/>
     <w:p>
       <w:pPr>
         <w:pStyle w:val="ListBullet"/>
@@ -755,6 +901,7 @@
         <w:t>Documento interno: `02_MasterDictionary/AUTO/AUTO-0035.md`</w:t>
       </w:r>
     </w:p>
+    <w:p/>
     <w:p>
       <w:pPr>
         <w:pStyle w:val="Heading2"/>
@@ -763,6 +910,7 @@
         <w:t>Tags</w:t>
       </w:r>
     </w:p>
+    <w:p/>
     <w:p>
       <w:pPr>
         <w:pStyle w:val="ListBullet"/>
@@ -795,6 +943,7 @@
         <w:t>contrato</w:t>
       </w:r>
     </w:p>
+    <w:p/>
     <w:p>
       <w:pPr>
         <w:pStyle w:val="Heading2"/>
@@ -803,6 +952,7 @@
         <w:t>Veja também</w:t>
       </w:r>
     </w:p>
+    <w:p/>
     <w:p>
       <w:pPr>
         <w:pStyle w:val="ListBullet"/>
@@ -827,6 +977,7 @@
         <w:t>`14_FAQ/AUTO/FAQ-AUTO-0033.md`</w:t>
       </w:r>
     </w:p>
+    <w:p/>
     <w:p>
       <w:pPr>
         <w:pStyle w:val="Heading2"/>
@@ -835,6 +986,7 @@
         <w:t>Histórico de revisão</w:t>
       </w:r>
     </w:p>
+    <w:p/>
     <w:p>
       <w:r>
         <w:t>| Data | Versão | Autor | Alteração |</w:t>
@@ -852,9 +1004,16 @@
     </w:p>
     <w:p>
       <w:r>
-        <w:t>————————————————————————</w:t>
+        <w:t>| 2026-06-26 | 0.2 | JP-BR Insurance Knowledge Base | Inclusão de limite comercial/compliance para uso seguro em atendimento e NotebookLM. |</w:t>
       </w:r>
     </w:p>
+    <w:p/>
+    <w:p>
+      <w:r>
+        <w:br w:type="page"/>
+      </w:r>
+    </w:p>
+    <w:p/>
     <w:p>
       <w:pPr>
         <w:pStyle w:val="Heading1"/>
@@ -863,6 +1022,7 @@
         <w:t>CASE-AUTO-0019 - Contrato em risco por atraso de pagamento</w:t>
       </w:r>
     </w:p>
+    <w:p/>
     <w:p>
       <w:pPr>
         <w:pStyle w:val="Heading2"/>
@@ -871,12 +1031,13 @@
         <w:t>Controle</w:t>
       </w:r>
     </w:p>
+    <w:p/>
     <w:p>
       <w:pPr>
         <w:pStyle w:val="ListBullet"/>
       </w:pPr>
       <w:r>
-        <w:t>Versão: 0.1</w:t>
+        <w:t>Versão: 0.2</w:t>
       </w:r>
     </w:p>
     <w:p>
@@ -900,9 +1061,10 @@
         <w:pStyle w:val="ListBullet"/>
       </w:pPr>
       <w:r>
-        <w:t>Histórico: Criação inicial.</w:t>
+        <w:t>Histórico: Criação inicial; inclusão de limite comercial/compliance.</w:t>
       </w:r>
     </w:p>
+    <w:p/>
     <w:p>
       <w:pPr>
         <w:pStyle w:val="Heading2"/>
@@ -911,11 +1073,13 @@
         <w:t>Código</w:t>
       </w:r>
     </w:p>
+    <w:p/>
     <w:p>
       <w:r>
         <w:t>CASE-AUTO-0019</w:t>
       </w:r>
     </w:p>
+    <w:p/>
     <w:p>
       <w:pPr>
         <w:pStyle w:val="Heading2"/>
@@ -924,11 +1088,13 @@
         <w:t>Produto ou categoria</w:t>
       </w:r>
     </w:p>
+    <w:p/>
     <w:p>
       <w:r>
         <w:t>AUTO</w:t>
       </w:r>
     </w:p>
+    <w:p/>
     <w:p>
       <w:pPr>
         <w:pStyle w:val="Heading2"/>
@@ -937,11 +1103,13 @@
         <w:t>Situação</w:t>
       </w:r>
     </w:p>
+    <w:p/>
     <w:p>
       <w:r>
         <w:t>Cliente atrasou o pagamento e pergunta se ainda está coberto.</w:t>
       </w:r>
     </w:p>
+    <w:p/>
     <w:p>
       <w:pPr>
         <w:pStyle w:val="Heading2"/>
@@ -950,11 +1118,13 @@
         <w:t>Problema</w:t>
       </w:r>
     </w:p>
+    <w:p/>
     <w:p>
       <w:r>
         <w:t>O cliente pode tomar decisão incorreta por não compreender regras de pagamento, validade ou alteração contratual.</w:t>
       </w:r>
     </w:p>
+    <w:p/>
     <w:p>
       <w:pPr>
         <w:pStyle w:val="Heading2"/>
@@ -963,11 +1133,13 @@
         <w:t>Análise</w:t>
       </w:r>
     </w:p>
+    <w:p/>
     <w:p>
       <w:r>
         <w:t>払込猶予期間 pode existir, mas se o prazo for ultrapassado pode ocorrer 失効.</w:t>
       </w:r>
     </w:p>
+    <w:p/>
     <w:p>
       <w:pPr>
         <w:pStyle w:val="Heading2"/>
@@ -976,11 +1148,13 @@
         <w:t>Orientação ao corretor</w:t>
       </w:r>
     </w:p>
+    <w:p/>
     <w:p>
       <w:r>
         <w:t>Verificar imediatamente status do contrato junto à seguradora antes de afirmar cobertura.</w:t>
       </w:r>
     </w:p>
+    <w:p/>
     <w:p>
       <w:pPr>
         <w:pStyle w:val="Heading2"/>
@@ -989,11 +1163,13 @@
         <w:t>Como explicar ao cliente brasileiro</w:t>
       </w:r>
     </w:p>
+    <w:p/>
     <w:p>
       <w:r>
         <w:t>Pode existir prazo de tolerância, mas não podemos presumir. Vamos confirmar agora para evitar ficar sem seguro.</w:t>
       </w:r>
     </w:p>
+    <w:p/>
     <w:p>
       <w:pPr>
         <w:pStyle w:val="Heading2"/>
@@ -1002,11 +1178,28 @@
         <w:t>Resultado esperado</w:t>
       </w:r>
     </w:p>
+    <w:p/>
     <w:p>
       <w:r>
         <w:t>Cliente entende o risco, regulariza a situação e mantém o contrato coerente com a realidade.</w:t>
       </w:r>
     </w:p>
+    <w:p/>
+    <w:p>
+      <w:pPr>
+        <w:pStyle w:val="Heading2"/>
+      </w:pPr>
+      <w:r>
+        <w:t>Limite comercial/compliance</w:t>
+      </w:r>
+    </w:p>
+    <w:p/>
+    <w:p>
+      <w:r>
+        <w:t>O corretor deve usar este caso como orientação de atendimento, sem prometer cobertura, valor, prazo de pagamento, aceitação de responsabilidade ou resultado de análise. A decisão final depende da apólice, documentos, circunstâncias do evento e avaliação da seguradora.</w:t>
+      </w:r>
+    </w:p>
+    <w:p/>
     <w:p>
       <w:pPr>
         <w:pStyle w:val="Heading2"/>
@@ -1015,6 +1208,7 @@
         <w:t>Termos relacionados</w:t>
       </w:r>
     </w:p>
+    <w:p/>
     <w:p>
       <w:pPr>
         <w:pStyle w:val="ListBullet"/>
@@ -1039,6 +1233,7 @@
         <w:t>AUTO-0038 - 失効 - Perda de validade do contrato</w:t>
       </w:r>
     </w:p>
+    <w:p/>
     <w:p>
       <w:pPr>
         <w:pStyle w:val="Heading2"/>
@@ -1047,6 +1242,7 @@
         <w:t>FAQs relacionadas</w:t>
       </w:r>
     </w:p>
+    <w:p/>
     <w:p>
       <w:pPr>
         <w:pStyle w:val="ListBullet"/>
@@ -1071,6 +1267,7 @@
         <w:t>FAQ-AUTO-0035</w:t>
       </w:r>
     </w:p>
+    <w:p/>
     <w:p>
       <w:pPr>
         <w:pStyle w:val="Heading2"/>
@@ -1079,6 +1276,7 @@
         <w:t>Diálogos relacionados</w:t>
       </w:r>
     </w:p>
+    <w:p/>
     <w:p>
       <w:pPr>
         <w:pStyle w:val="ListBullet"/>
@@ -1095,6 +1293,7 @@
         <w:t>DIALOGUE-AUTO-0014</w:t>
       </w:r>
     </w:p>
+    <w:p/>
     <w:p>
       <w:pPr>
         <w:pStyle w:val="Heading2"/>
@@ -1103,6 +1302,7 @@
         <w:t>Referências cruzadas</w:t>
       </w:r>
     </w:p>
+    <w:p/>
     <w:p>
       <w:pPr>
         <w:pStyle w:val="ListBullet"/>
@@ -1167,6 +1367,7 @@
         <w:t>DIALOGUE-AUTO-0014</w:t>
       </w:r>
     </w:p>
+    <w:p/>
     <w:p>
       <w:pPr>
         <w:pStyle w:val="Heading2"/>
@@ -1175,6 +1376,7 @@
         <w:t>Referências</w:t>
       </w:r>
     </w:p>
+    <w:p/>
     <w:p>
       <w:pPr>
         <w:pStyle w:val="ListBullet"/>
@@ -1191,6 +1393,7 @@
         <w:t>Documento interno: `02_MasterDictionary/AUTO/AUTO-0037.md`</w:t>
       </w:r>
     </w:p>
+    <w:p/>
     <w:p>
       <w:pPr>
         <w:pStyle w:val="Heading2"/>
@@ -1199,6 +1402,7 @@
         <w:t>Tags</w:t>
       </w:r>
     </w:p>
+    <w:p/>
     <w:p>
       <w:pPr>
         <w:pStyle w:val="ListBullet"/>
@@ -1231,6 +1435,7 @@
         <w:t>contrato</w:t>
       </w:r>
     </w:p>
+    <w:p/>
     <w:p>
       <w:pPr>
         <w:pStyle w:val="Heading2"/>
@@ -1239,6 +1444,7 @@
         <w:t>Veja também</w:t>
       </w:r>
     </w:p>
+    <w:p/>
     <w:p>
       <w:pPr>
         <w:pStyle w:val="ListBullet"/>
@@ -1263,6 +1469,7 @@
         <w:t>`14_FAQ/AUTO/FAQ-AUTO-0035.md`</w:t>
       </w:r>
     </w:p>
+    <w:p/>
     <w:p>
       <w:pPr>
         <w:pStyle w:val="Heading2"/>
@@ -1271,6 +1478,7 @@
         <w:t>Histórico de revisão</w:t>
       </w:r>
     </w:p>
+    <w:p/>
     <w:p>
       <w:r>
         <w:t>| Data | Versão | Autor | Alteração |</w:t>
@@ -1288,9 +1496,16 @@
     </w:p>
     <w:p>
       <w:r>
-        <w:t>————————————————————————</w:t>
+        <w:t>| 2026-06-26 | 0.2 | JP-BR Insurance Knowledge Base | Inclusão de limite comercial/compliance para uso seguro em atendimento e NotebookLM. |</w:t>
       </w:r>
     </w:p>
+    <w:p/>
+    <w:p>
+      <w:r>
+        <w:br w:type="page"/>
+      </w:r>
+    </w:p>
+    <w:p/>
     <w:p>
       <w:pPr>
         <w:pStyle w:val="Heading1"/>
@@ -1299,6 +1514,7 @@
         <w:t>CASE-AUTO-0020 - Cliente troca de carro sem atualizar o seguro</w:t>
       </w:r>
     </w:p>
+    <w:p/>
     <w:p>
       <w:pPr>
         <w:pStyle w:val="Heading2"/>
@@ -1307,12 +1523,13 @@
         <w:t>Controle</w:t>
       </w:r>
     </w:p>
+    <w:p/>
     <w:p>
       <w:pPr>
         <w:pStyle w:val="ListBullet"/>
       </w:pPr>
       <w:r>
-        <w:t>Versão: 0.1</w:t>
+        <w:t>Versão: 0.2</w:t>
       </w:r>
     </w:p>
     <w:p>
@@ -1336,9 +1553,10 @@
         <w:pStyle w:val="ListBullet"/>
       </w:pPr>
       <w:r>
-        <w:t>Histórico: Criação inicial.</w:t>
+        <w:t>Histórico: Criação inicial; inclusão de limite comercial/compliance.</w:t>
       </w:r>
     </w:p>
+    <w:p/>
     <w:p>
       <w:pPr>
         <w:pStyle w:val="Heading2"/>
@@ -1347,11 +1565,13 @@
         <w:t>Código</w:t>
       </w:r>
     </w:p>
+    <w:p/>
     <w:p>
       <w:r>
         <w:t>CASE-AUTO-0020</w:t>
       </w:r>
     </w:p>
+    <w:p/>
     <w:p>
       <w:pPr>
         <w:pStyle w:val="Heading2"/>
@@ -1360,11 +1580,13 @@
         <w:t>Produto ou categoria</w:t>
       </w:r>
     </w:p>
+    <w:p/>
     <w:p>
       <w:r>
         <w:t>AUTO</w:t>
       </w:r>
     </w:p>
+    <w:p/>
     <w:p>
       <w:pPr>
         <w:pStyle w:val="Heading2"/>
@@ -1373,11 +1595,13 @@
         <w:t>Situação</w:t>
       </w:r>
     </w:p>
+    <w:p/>
     <w:p>
       <w:r>
         <w:t>Cliente compra novo carro e acredita que o seguro antigo cobre automaticamente.</w:t>
       </w:r>
     </w:p>
+    <w:p/>
     <w:p>
       <w:pPr>
         <w:pStyle w:val="Heading2"/>
@@ -1386,11 +1610,13 @@
         <w:t>Problema</w:t>
       </w:r>
     </w:p>
+    <w:p/>
     <w:p>
       <w:r>
         <w:t>O cliente pode tomar decisão incorreta por não compreender regras de pagamento, validade ou alteração contratual.</w:t>
       </w:r>
     </w:p>
+    <w:p/>
     <w:p>
       <w:pPr>
         <w:pStyle w:val="Heading2"/>
@@ -1399,11 +1625,13 @@
         <w:t>Análise</w:t>
       </w:r>
     </w:p>
+    <w:p/>
     <w:p>
       <w:r>
         <w:t>車両入替 é alteração contratual necessária para substituir o veículo segurado, sujeita à aceitação e registro.</w:t>
       </w:r>
     </w:p>
+    <w:p/>
     <w:p>
       <w:pPr>
         <w:pStyle w:val="Heading2"/>
@@ -1412,11 +1640,13 @@
         <w:t>Orientação ao corretor</w:t>
       </w:r>
     </w:p>
+    <w:p/>
     <w:p>
       <w:r>
         <w:t>Solicitar novo 車検証, confirmar proprietário, uso e data da troca antes de orientar uso do veículo.</w:t>
       </w:r>
     </w:p>
+    <w:p/>
     <w:p>
       <w:pPr>
         <w:pStyle w:val="Heading2"/>
@@ -1425,11 +1655,13 @@
         <w:t>Como explicar ao cliente brasileiro</w:t>
       </w:r>
     </w:p>
+    <w:p/>
     <w:p>
       <w:r>
         <w:t>Quando troca de carro, o seguro precisa ser atualizado. Não é seguro presumir que o contrato antigo cobre o novo veículo.</w:t>
       </w:r>
     </w:p>
+    <w:p/>
     <w:p>
       <w:pPr>
         <w:pStyle w:val="Heading2"/>
@@ -1438,11 +1670,28 @@
         <w:t>Resultado esperado</w:t>
       </w:r>
     </w:p>
+    <w:p/>
     <w:p>
       <w:r>
         <w:t>Cliente entende o risco, regulariza a situação e mantém o contrato coerente com a realidade.</w:t>
       </w:r>
     </w:p>
+    <w:p/>
+    <w:p>
+      <w:pPr>
+        <w:pStyle w:val="Heading2"/>
+      </w:pPr>
+      <w:r>
+        <w:t>Limite comercial/compliance</w:t>
+      </w:r>
+    </w:p>
+    <w:p/>
+    <w:p>
+      <w:r>
+        <w:t>O corretor deve usar este caso como orientação de atendimento, sem prometer cobertura, valor, prazo de pagamento, aceitação de responsabilidade ou resultado de análise. A decisão final depende da apólice, documentos, circunstâncias do evento e avaliação da seguradora.</w:t>
+      </w:r>
+    </w:p>
+    <w:p/>
     <w:p>
       <w:pPr>
         <w:pStyle w:val="Heading2"/>
@@ -1451,6 +1700,7 @@
         <w:t>Termos relacionados</w:t>
       </w:r>
     </w:p>
+    <w:p/>
     <w:p>
       <w:pPr>
         <w:pStyle w:val="ListBullet"/>
@@ -1475,6 +1725,7 @@
         <w:t>AUTO-0030 - 車検証 - Certificado de inspeção veicular</w:t>
       </w:r>
     </w:p>
+    <w:p/>
     <w:p>
       <w:pPr>
         <w:pStyle w:val="Heading2"/>
@@ -1483,6 +1734,7 @@
         <w:t>FAQs relacionadas</w:t>
       </w:r>
     </w:p>
+    <w:p/>
     <w:p>
       <w:pPr>
         <w:pStyle w:val="ListBullet"/>
@@ -1499,6 +1751,7 @@
         <w:t>FAQ-AUTO-0037</w:t>
       </w:r>
     </w:p>
+    <w:p/>
     <w:p>
       <w:pPr>
         <w:pStyle w:val="Heading2"/>
@@ -1507,6 +1760,7 @@
         <w:t>Diálogos relacionados</w:t>
       </w:r>
     </w:p>
+    <w:p/>
     <w:p>
       <w:pPr>
         <w:pStyle w:val="ListBullet"/>
@@ -1515,6 +1769,7 @@
         <w:t>DIALOGUE-AUTO-0014</w:t>
       </w:r>
     </w:p>
+    <w:p/>
     <w:p>
       <w:pPr>
         <w:pStyle w:val="Heading2"/>
@@ -1523,6 +1778,7 @@
         <w:t>Referências cruzadas</w:t>
       </w:r>
     </w:p>
+    <w:p/>
     <w:p>
       <w:pPr>
         <w:pStyle w:val="ListBullet"/>
@@ -1571,6 +1827,7 @@
         <w:t>DIALOGUE-AUTO-0014</w:t>
       </w:r>
     </w:p>
+    <w:p/>
     <w:p>
       <w:pPr>
         <w:pStyle w:val="Heading2"/>
@@ -1579,6 +1836,7 @@
         <w:t>Referências</w:t>
       </w:r>
     </w:p>
+    <w:p/>
     <w:p>
       <w:pPr>
         <w:pStyle w:val="ListBullet"/>
@@ -1595,6 +1853,7 @@
         <w:t>Documento interno: `02_MasterDictionary/AUTO/AUTO-0040.md`</w:t>
       </w:r>
     </w:p>
+    <w:p/>
     <w:p>
       <w:pPr>
         <w:pStyle w:val="Heading2"/>
@@ -1603,6 +1862,7 @@
         <w:t>Tags</w:t>
       </w:r>
     </w:p>
+    <w:p/>
     <w:p>
       <w:pPr>
         <w:pStyle w:val="ListBullet"/>
@@ -1635,6 +1895,7 @@
         <w:t>contrato</w:t>
       </w:r>
     </w:p>
+    <w:p/>
     <w:p>
       <w:pPr>
         <w:pStyle w:val="Heading2"/>
@@ -1643,6 +1904,7 @@
         <w:t>Veja também</w:t>
       </w:r>
     </w:p>
+    <w:p/>
     <w:p>
       <w:pPr>
         <w:pStyle w:val="ListBullet"/>
@@ -1659,6 +1921,7 @@
         <w:t>`14_FAQ/AUTO/FAQ-AUTO-0037.md`</w:t>
       </w:r>
     </w:p>
+    <w:p/>
     <w:p>
       <w:pPr>
         <w:pStyle w:val="Heading2"/>
@@ -1667,6 +1930,7 @@
         <w:t>Histórico de revisão</w:t>
       </w:r>
     </w:p>
+    <w:p/>
     <w:p>
       <w:r>
         <w:t>| Data | Versão | Autor | Alteração |</w:t>
@@ -1680,6 +1944,36 @@
     <w:p>
       <w:r>
         <w:t>| 2026-06-25 | 0.1 | JP-BR Insurance Knowledge Base | Criação inicial. |</w:t>
+      </w:r>
+    </w:p>
+    <w:p>
+      <w:r>
+        <w:t>| 2026-06-26 | 0.2 | JP-BR Insurance Knowledge Base | Inclusão de limite comercial/compliance para uso seguro em atendimento e NotebookLM. |</w:t>
+      </w:r>
+    </w:p>
+    <w:p/>
+    <w:p>
+      <w:pPr>
+        <w:pStyle w:val="Heading2"/>
+      </w:pPr>
+      <w:r>
+        <w:t>Histórico de revisão</w:t>
+      </w:r>
+    </w:p>
+    <w:p/>
+    <w:p>
+      <w:r>
+        <w:t>| Data | Versão | Autor | Alteração |</w:t>
+      </w:r>
+    </w:p>
+    <w:p>
+      <w:r>
+        <w:t>| --- | --- | --- | --- |</w:t>
+      </w:r>
+    </w:p>
+    <w:p>
+      <w:r>
+        <w:t>| 2026-06-26 | 0.2 | JP-BR Insurance Knowledge Base | Regeneração do pacote com normalização de compliance dos estudos de caso AUTO. |</w:t>
       </w:r>
     </w:p>
     <w:sectPr>
@@ -2056,7 +2350,7 @@
     <w:qFormat/>
     <w:rsid w:val="00FC693F"/>
     <w:rPr>
-      <w:rFonts w:ascii="Arial Unicode MS" w:hAnsi="Arial Unicode MS"/>
+      <w:rFonts w:ascii="Arial" w:hAnsi="Arial"/>
       <w:sz w:val="20"/>
     </w:rPr>
   </w:style>
